--- a/docs/5-项目汇报.docx
+++ b/docs/5-项目汇报.docx
@@ -77,6 +77,379 @@
           <w:sz w:val="22"/>
         </w:rPr>
         <w:t>内容：题库建设 · 判题引擎 · 学习闭环 · 模拟组卷 · 质量保障</w:t>
+      </w:r>
+    </w:p>
+    <w:p>
+      <w:r>
+        <w:br w:type="page"/>
+      </w:r>
+    </w:p>
+    <w:p>
+      <w:pPr>
+        <w:jc w:val="center"/>
+      </w:pPr>
+      <w:r>
+        <w:rPr>
+          <w:rFonts w:ascii="黑体" w:hAnsi="黑体" w:eastAsia="黑体"/>
+          <w:b/>
+          <w:color w:val="1F2A44"/>
+          <w:sz w:val="32"/>
+        </w:rPr>
+        <w:t>目　录</w:t>
+      </w:r>
+    </w:p>
+    <w:p/>
+    <w:p>
+      <w:pPr>
+        <w:tabs>
+          <w:tab w:pos="8844" w:val="right" w:leader="dot"/>
+        </w:tabs>
+        <w:spacing w:after="40"/>
+      </w:pPr>
+      <w:r>
+        <w:rPr>
+          <w:rFonts w:ascii="宋体" w:hAnsi="宋体" w:eastAsia="宋体"/>
+          <w:b/>
+          <w:color w:val="1F2A44"/>
+          <w:sz w:val="21"/>
+        </w:rPr>
+        <w:t>1 项目概况</w:t>
+      </w:r>
+      <w:r>
+        <w:tab/>
+      </w:r>
+      <w:r>
+        <w:rPr>
+          <w:rFonts w:ascii="宋体" w:hAnsi="宋体" w:eastAsia="宋体"/>
+          <w:b w:val="0"/>
+          <w:color w:val="444444"/>
+          <w:sz w:val="20"/>
+        </w:rPr>
+        <w:t>3</w:t>
+      </w:r>
+    </w:p>
+    <w:p>
+      <w:pPr>
+        <w:tabs>
+          <w:tab w:pos="8844" w:val="right" w:leader="dot"/>
+        </w:tabs>
+        <w:spacing w:after="40"/>
+      </w:pPr>
+      <w:r>
+        <w:rPr>
+          <w:rFonts w:ascii="宋体" w:hAnsi="宋体" w:eastAsia="宋体"/>
+          <w:b/>
+          <w:color w:val="1F2A44"/>
+          <w:sz w:val="21"/>
+        </w:rPr>
+        <w:t>2 建设内容</w:t>
+      </w:r>
+      <w:r>
+        <w:tab/>
+      </w:r>
+      <w:r>
+        <w:rPr>
+          <w:rFonts w:ascii="宋体" w:hAnsi="宋体" w:eastAsia="宋体"/>
+          <w:b w:val="0"/>
+          <w:color w:val="444444"/>
+          <w:sz w:val="20"/>
+        </w:rPr>
+        <w:t>4</w:t>
+      </w:r>
+    </w:p>
+    <w:p>
+      <w:pPr>
+        <w:tabs>
+          <w:tab w:pos="8617" w:val="right" w:leader="dot"/>
+        </w:tabs>
+        <w:spacing w:after="40"/>
+        <w:ind w:left="454"/>
+      </w:pPr>
+      <w:r>
+        <w:rPr>
+          <w:rFonts w:ascii="宋体" w:hAnsi="宋体" w:eastAsia="宋体"/>
+          <w:b w:val="0"/>
+          <w:color w:val="444444"/>
+          <w:sz w:val="20"/>
+        </w:rPr>
+        <w:t>2.1 题库：教材三章 + 拓展 + 算法</w:t>
+      </w:r>
+      <w:r>
+        <w:tab/>
+      </w:r>
+      <w:r>
+        <w:rPr>
+          <w:rFonts w:ascii="宋体" w:hAnsi="宋体" w:eastAsia="宋体"/>
+          <w:b w:val="0"/>
+          <w:color w:val="444444"/>
+          <w:sz w:val="20"/>
+        </w:rPr>
+        <w:t>4</w:t>
+      </w:r>
+    </w:p>
+    <w:p>
+      <w:pPr>
+        <w:tabs>
+          <w:tab w:pos="8617" w:val="right" w:leader="dot"/>
+        </w:tabs>
+        <w:spacing w:after="40"/>
+        <w:ind w:left="454"/>
+      </w:pPr>
+      <w:r>
+        <w:rPr>
+          <w:rFonts w:ascii="宋体" w:hAnsi="宋体" w:eastAsia="宋体"/>
+          <w:b w:val="0"/>
+          <w:color w:val="444444"/>
+          <w:sz w:val="20"/>
+        </w:rPr>
+        <w:t>2.2 判题引擎：判得准、不卡死</w:t>
+      </w:r>
+      <w:r>
+        <w:tab/>
+      </w:r>
+      <w:r>
+        <w:rPr>
+          <w:rFonts w:ascii="宋体" w:hAnsi="宋体" w:eastAsia="宋体"/>
+          <w:b w:val="0"/>
+          <w:color w:val="444444"/>
+          <w:sz w:val="20"/>
+        </w:rPr>
+        <w:t>4</w:t>
+      </w:r>
+    </w:p>
+    <w:p>
+      <w:pPr>
+        <w:tabs>
+          <w:tab w:pos="8617" w:val="right" w:leader="dot"/>
+        </w:tabs>
+        <w:spacing w:after="40"/>
+        <w:ind w:left="454"/>
+      </w:pPr>
+      <w:r>
+        <w:rPr>
+          <w:rFonts w:ascii="宋体" w:hAnsi="宋体" w:eastAsia="宋体"/>
+          <w:b w:val="0"/>
+          <w:color w:val="444444"/>
+          <w:sz w:val="20"/>
+        </w:rPr>
+        <w:t>2.3 学习闭环：错题本 / 收藏 / 统计 / 进度</w:t>
+      </w:r>
+      <w:r>
+        <w:tab/>
+      </w:r>
+      <w:r>
+        <w:rPr>
+          <w:rFonts w:ascii="宋体" w:hAnsi="宋体" w:eastAsia="宋体"/>
+          <w:b w:val="0"/>
+          <w:color w:val="444444"/>
+          <w:sz w:val="20"/>
+        </w:rPr>
+        <w:t>5</w:t>
+      </w:r>
+    </w:p>
+    <w:p>
+      <w:pPr>
+        <w:tabs>
+          <w:tab w:pos="8617" w:val="right" w:leader="dot"/>
+        </w:tabs>
+        <w:spacing w:after="40"/>
+        <w:ind w:left="454"/>
+      </w:pPr>
+      <w:r>
+        <w:rPr>
+          <w:rFonts w:ascii="宋体" w:hAnsi="宋体" w:eastAsia="宋体"/>
+          <w:b w:val="0"/>
+          <w:color w:val="444444"/>
+          <w:sz w:val="20"/>
+        </w:rPr>
+        <w:t>2.4 模拟组卷（本期新增）</w:t>
+      </w:r>
+      <w:r>
+        <w:tab/>
+      </w:r>
+      <w:r>
+        <w:rPr>
+          <w:rFonts w:ascii="宋体" w:hAnsi="宋体" w:eastAsia="宋体"/>
+          <w:b w:val="0"/>
+          <w:color w:val="444444"/>
+          <w:sz w:val="20"/>
+        </w:rPr>
+        <w:t>6</w:t>
+      </w:r>
+    </w:p>
+    <w:p>
+      <w:pPr>
+        <w:tabs>
+          <w:tab w:pos="8617" w:val="right" w:leader="dot"/>
+        </w:tabs>
+        <w:spacing w:after="40"/>
+        <w:ind w:left="454"/>
+      </w:pPr>
+      <w:r>
+        <w:rPr>
+          <w:rFonts w:ascii="宋体" w:hAnsi="宋体" w:eastAsia="宋体"/>
+          <w:b w:val="0"/>
+          <w:color w:val="444444"/>
+          <w:sz w:val="20"/>
+        </w:rPr>
+        <w:t>2.5 交付形态</w:t>
+      </w:r>
+      <w:r>
+        <w:tab/>
+      </w:r>
+      <w:r>
+        <w:rPr>
+          <w:rFonts w:ascii="宋体" w:hAnsi="宋体" w:eastAsia="宋体"/>
+          <w:b w:val="0"/>
+          <w:color w:val="444444"/>
+          <w:sz w:val="20"/>
+        </w:rPr>
+        <w:t>7</w:t>
+      </w:r>
+    </w:p>
+    <w:p>
+      <w:pPr>
+        <w:tabs>
+          <w:tab w:pos="8844" w:val="right" w:leader="dot"/>
+        </w:tabs>
+        <w:spacing w:after="40"/>
+      </w:pPr>
+      <w:r>
+        <w:rPr>
+          <w:rFonts w:ascii="宋体" w:hAnsi="宋体" w:eastAsia="宋体"/>
+          <w:b/>
+          <w:color w:val="1F2A44"/>
+          <w:sz w:val="21"/>
+        </w:rPr>
+        <w:t>3 技术实现要点</w:t>
+      </w:r>
+      <w:r>
+        <w:tab/>
+      </w:r>
+      <w:r>
+        <w:rPr>
+          <w:rFonts w:ascii="宋体" w:hAnsi="宋体" w:eastAsia="宋体"/>
+          <w:b w:val="0"/>
+          <w:color w:val="444444"/>
+          <w:sz w:val="20"/>
+        </w:rPr>
+        <w:t>7</w:t>
+      </w:r>
+    </w:p>
+    <w:p>
+      <w:pPr>
+        <w:tabs>
+          <w:tab w:pos="8844" w:val="right" w:leader="dot"/>
+        </w:tabs>
+        <w:spacing w:after="40"/>
+      </w:pPr>
+      <w:r>
+        <w:rPr>
+          <w:rFonts w:ascii="宋体" w:hAnsi="宋体" w:eastAsia="宋体"/>
+          <w:b/>
+          <w:color w:val="1F2A44"/>
+          <w:sz w:val="21"/>
+        </w:rPr>
+        <w:t>4 质量保障</w:t>
+      </w:r>
+      <w:r>
+        <w:tab/>
+      </w:r>
+      <w:r>
+        <w:rPr>
+          <w:rFonts w:ascii="宋体" w:hAnsi="宋体" w:eastAsia="宋体"/>
+          <w:b w:val="0"/>
+          <w:color w:val="444444"/>
+          <w:sz w:val="20"/>
+        </w:rPr>
+        <w:t>8</w:t>
+      </w:r>
+    </w:p>
+    <w:p>
+      <w:pPr>
+        <w:tabs>
+          <w:tab w:pos="8844" w:val="right" w:leader="dot"/>
+        </w:tabs>
+        <w:spacing w:after="40"/>
+      </w:pPr>
+      <w:r>
+        <w:rPr>
+          <w:rFonts w:ascii="宋体" w:hAnsi="宋体" w:eastAsia="宋体"/>
+          <w:b/>
+          <w:color w:val="1F2A44"/>
+          <w:sz w:val="21"/>
+        </w:rPr>
+        <w:t>5 使用方式</w:t>
+      </w:r>
+      <w:r>
+        <w:tab/>
+      </w:r>
+      <w:r>
+        <w:rPr>
+          <w:rFonts w:ascii="宋体" w:hAnsi="宋体" w:eastAsia="宋体"/>
+          <w:b w:val="0"/>
+          <w:color w:val="444444"/>
+          <w:sz w:val="20"/>
+        </w:rPr>
+        <w:t>8</w:t>
+      </w:r>
+    </w:p>
+    <w:p>
+      <w:pPr>
+        <w:tabs>
+          <w:tab w:pos="8844" w:val="right" w:leader="dot"/>
+        </w:tabs>
+        <w:spacing w:after="40"/>
+      </w:pPr>
+      <w:r>
+        <w:rPr>
+          <w:rFonts w:ascii="宋体" w:hAnsi="宋体" w:eastAsia="宋体"/>
+          <w:b/>
+          <w:color w:val="1F2A44"/>
+          <w:sz w:val="21"/>
+        </w:rPr>
+        <w:t>6 不足与展望</w:t>
+      </w:r>
+      <w:r>
+        <w:tab/>
+      </w:r>
+      <w:r>
+        <w:rPr>
+          <w:rFonts w:ascii="宋体" w:hAnsi="宋体" w:eastAsia="宋体"/>
+          <w:b w:val="0"/>
+          <w:color w:val="444444"/>
+          <w:sz w:val="20"/>
+        </w:rPr>
+        <w:t>9</w:t>
+      </w:r>
+    </w:p>
+    <w:p>
+      <w:pPr>
+        <w:tabs>
+          <w:tab w:pos="8844" w:val="right" w:leader="dot"/>
+        </w:tabs>
+        <w:spacing w:after="40"/>
+      </w:pPr>
+      <w:r>
+        <w:rPr>
+          <w:rFonts w:ascii="宋体" w:hAnsi="宋体" w:eastAsia="宋体"/>
+          <w:b/>
+          <w:color w:val="1F2A44"/>
+          <w:sz w:val="21"/>
+        </w:rPr>
+        <w:t>7 交付清单</w:t>
+      </w:r>
+      <w:r>
+        <w:tab/>
+      </w:r>
+      <w:r>
+        <w:rPr>
+          <w:rFonts w:ascii="宋体" w:hAnsi="宋体" w:eastAsia="宋体"/>
+          <w:b w:val="0"/>
+          <w:color w:val="444444"/>
+          <w:sz w:val="20"/>
+        </w:rPr>
+        <w:t>9</w:t>
       </w:r>
     </w:p>
     <w:p>
@@ -431,7 +804,7 @@
                     <pic:cNvPicPr/>
                   </pic:nvPicPr>
                   <pic:blipFill>
-                    <a:blip r:embed="rId9"/>
+                    <a:blip r:embed="rId10"/>
                     <a:stretch>
                       <a:fillRect/>
                     </a:stretch>
@@ -996,7 +1369,7 @@
                     <pic:cNvPicPr/>
                   </pic:nvPicPr>
                   <pic:blipFill>
-                    <a:blip r:embed="rId10"/>
+                    <a:blip r:embed="rId11"/>
                     <a:stretch>
                       <a:fillRect/>
                     </a:stretch>
@@ -1070,7 +1443,7 @@
                     <pic:cNvPicPr/>
                   </pic:nvPicPr>
                   <pic:blipFill>
-                    <a:blip r:embed="rId11"/>
+                    <a:blip r:embed="rId12"/>
                     <a:stretch>
                       <a:fillRect/>
                     </a:stretch>
@@ -1144,7 +1517,7 @@
                     <pic:cNvPicPr/>
                   </pic:nvPicPr>
                   <pic:blipFill>
-                    <a:blip r:embed="rId12"/>
+                    <a:blip r:embed="rId13"/>
                     <a:stretch>
                       <a:fillRect/>
                     </a:stretch>
@@ -1210,7 +1583,7 @@
                     <pic:cNvPicPr/>
                   </pic:nvPicPr>
                   <pic:blipFill>
-                    <a:blip r:embed="rId13"/>
+                    <a:blip r:embed="rId14"/>
                     <a:stretch>
                       <a:fillRect/>
                     </a:stretch>
@@ -1276,7 +1649,7 @@
                     <pic:cNvPicPr/>
                   </pic:nvPicPr>
                   <pic:blipFill>
-                    <a:blip r:embed="rId14"/>
+                    <a:blip r:embed="rId15"/>
                     <a:stretch>
                       <a:fillRect/>
                     </a:stretch>
@@ -3092,6 +3465,7 @@
     </w:tbl>
     <w:p/>
     <w:sectPr>
+      <w:footerReference w:type="default" r:id="rId9"/>
       <w:pgSz w:w="11906" w:h="16838"/>
       <w:pgMar w:top="1361" w:right="1361" w:bottom="1247" w:left="1474" w:header="720" w:footer="720" w:gutter="0"/>
       <w:cols w:space="720"/>
@@ -3099,6 +3473,54 @@
     </w:sectPr>
   </w:body>
 </w:document>
+</file>
+
+<file path=word/footer1.xml><?xml version="1.0" encoding="utf-8"?>
+<w:ftr xmlns:m="http://schemas.openxmlformats.org/officeDocument/2006/math" xmlns:mc="http://schemas.openxmlformats.org/markup-compatibility/2006" xmlns:mo="http://schemas.microsoft.com/office/mac/office/2008/main" xmlns:mv="urn:schemas-microsoft-com:mac:vml" xmlns:o="urn:schemas-microsoft-com:office:office" xmlns:r="http://schemas.openxmlformats.org/officeDocument/2006/relationships" xmlns:v="urn:schemas-microsoft-com:vml" xmlns:w10="urn:schemas-microsoft-com:office:word" xmlns:w14="http://schemas.microsoft.com/office/word/2010/wordml" xmlns:w="http://schemas.openxmlformats.org/wordprocessingml/2006/main" xmlns:wne="http://schemas.microsoft.com/office/word/2006/wordml" xmlns:wp14="http://schemas.microsoft.com/office/word/2010/wordprocessingDrawing" xmlns:wp="http://schemas.openxmlformats.org/drawingml/2006/wordprocessingDrawing" xmlns:wpc="http://schemas.microsoft.com/office/word/2010/wordprocessingCanvas" xmlns:wpg="http://schemas.microsoft.com/office/word/2010/wordprocessingGroup" xmlns:wpi="http://schemas.microsoft.com/office/word/2010/wordprocessingInk" xmlns:wps="http://schemas.microsoft.com/office/word/2010/wordprocessingShape" mc:Ignorable="w14 wp14">
+  <w:p>
+    <w:pPr>
+      <w:pStyle w:val="Footer"/>
+      <w:jc w:val="center"/>
+    </w:pPr>
+    <w:r>
+      <w:rPr>
+        <w:rFonts w:ascii="宋体" w:hAnsi="宋体" w:eastAsia="宋体"/>
+        <w:b w:val="0"/>
+        <w:color w:val="666666"/>
+        <w:sz w:val="18"/>
+      </w:rPr>
+      <w:t xml:space="preserve">第 </w:t>
+    </w:r>
+    <w:r>
+      <w:fldChar w:fldCharType="begin"/>
+      <w:instrText xml:space="preserve">PAGE</w:instrText>
+      <w:fldChar w:fldCharType="end"/>
+    </w:r>
+    <w:r>
+      <w:rPr>
+        <w:rFonts w:ascii="宋体" w:hAnsi="宋体" w:eastAsia="宋体"/>
+        <w:b w:val="0"/>
+        <w:color w:val="666666"/>
+        <w:sz w:val="18"/>
+      </w:rPr>
+      <w:t xml:space="preserve"> 页 / 共 </w:t>
+    </w:r>
+    <w:r>
+      <w:fldChar w:fldCharType="begin"/>
+      <w:instrText xml:space="preserve">NUMPAGES</w:instrText>
+      <w:fldChar w:fldCharType="end"/>
+    </w:r>
+    <w:r>
+      <w:rPr>
+        <w:rFonts w:ascii="宋体" w:hAnsi="宋体" w:eastAsia="宋体"/>
+        <w:b w:val="0"/>
+        <w:color w:val="666666"/>
+        <w:sz w:val="18"/>
+      </w:rPr>
+      <w:t xml:space="preserve"> 页</w:t>
+    </w:r>
+  </w:p>
+</w:ftr>
 </file>
 
 <file path=word/numbering.xml><?xml version="1.0" encoding="utf-8"?>

--- a/docs/5-项目汇报.docx
+++ b/docs/5-项目汇报.docx
@@ -292,7 +292,37 @@
           <w:color w:val="444444"/>
           <w:sz w:val="20"/>
         </w:rPr>
-        <w:t>2.5 交付形态</w:t>
+        <w:t>2.5 易用性增强（本轮新增）</w:t>
+      </w:r>
+      <w:r>
+        <w:tab/>
+      </w:r>
+      <w:r>
+        <w:rPr>
+          <w:rFonts w:ascii="宋体" w:hAnsi="宋体" w:eastAsia="宋体"/>
+          <w:b w:val="0"/>
+          <w:color w:val="444444"/>
+          <w:sz w:val="20"/>
+        </w:rPr>
+        <w:t>7</w:t>
+      </w:r>
+    </w:p>
+    <w:p>
+      <w:pPr>
+        <w:tabs>
+          <w:tab w:pos="8617" w:val="right" w:leader="dot"/>
+        </w:tabs>
+        <w:spacing w:after="40"/>
+        <w:ind w:left="454"/>
+      </w:pPr>
+      <w:r>
+        <w:rPr>
+          <w:rFonts w:ascii="宋体" w:hAnsi="宋体" w:eastAsia="宋体"/>
+          <w:b w:val="0"/>
+          <w:color w:val="444444"/>
+          <w:sz w:val="20"/>
+        </w:rPr>
+        <w:t>2.6 交付形态</w:t>
       </w:r>
       <w:r>
         <w:tab/>
@@ -333,7 +363,7 @@
           <w:color w:val="444444"/>
           <w:sz w:val="20"/>
         </w:rPr>
-        <w:t>7</w:t>
+        <w:t>8</w:t>
       </w:r>
     </w:p>
     <w:p>
@@ -391,7 +421,7 @@
           <w:color w:val="444444"/>
           <w:sz w:val="20"/>
         </w:rPr>
-        <w:t>8</w:t>
+        <w:t>9</w:t>
       </w:r>
     </w:p>
     <w:p>
@@ -1687,7 +1717,88 @@
         <w:pStyle w:val="Heading2"/>
       </w:pPr>
       <w:r>
-        <w:t>2.5 交付形态</w:t>
+        <w:t>2.5 易用性增强（本轮新增）</w:t>
+      </w:r>
+    </w:p>
+    <w:p>
+      <w:pPr>
+        <w:ind w:firstLine="420"/>
+      </w:pPr>
+      <w:r>
+        <w:rPr>
+          <w:rFonts w:ascii="宋体" w:hAnsi="宋体" w:eastAsia="宋体"/>
+          <w:b w:val="0"/>
+          <w:sz w:val="21"/>
+        </w:rPr>
+        <w:t>在题库、判题、复盘、组卷都齐备之后，这一轮补的是「用起来更顺」的四件事：</w:t>
+      </w:r>
+    </w:p>
+    <w:p>
+      <w:pPr>
+        <w:pStyle w:val="ListBullet"/>
+      </w:pPr>
+      <w:r>
+        <w:rPr>
+          <w:rFonts w:ascii="宋体" w:hAnsi="宋体" w:eastAsia="宋体"/>
+          <w:sz w:val="21"/>
+        </w:rPr>
+        <w:t>得分趋势图：统计页把历次组卷得分画成折线，配平均分与最高分，能看出自己是在进步还是原地踏步；</w:t>
+      </w:r>
+    </w:p>
+    <w:p>
+      <w:pPr>
+        <w:pStyle w:val="ListBullet"/>
+      </w:pPr>
+      <w:r>
+        <w:rPr>
+          <w:rFonts w:ascii="宋体" w:hAnsi="宋体" w:eastAsia="宋体"/>
+          <w:sz w:val="21"/>
+        </w:rPr>
+        <w:t>按错题加权组卷：出题不再只看章节均匀，错得多、没掌握的题权重更高，也可以切回「章节均衡」；</w:t>
+      </w:r>
+    </w:p>
+    <w:p>
+      <w:pPr>
+        <w:pStyle w:val="ListBullet"/>
+      </w:pPr>
+      <w:r>
+        <w:rPr>
+          <w:rFonts w:ascii="宋体" w:hAnsi="宋体" w:eastAsia="宋体"/>
+          <w:sz w:val="21"/>
+        </w:rPr>
+        <w:t>题目搜索：顶部搜索框按题号、标题、考点、题干关键词过滤，Ctrl+F 直接聚焦；</w:t>
+      </w:r>
+    </w:p>
+    <w:p>
+      <w:pPr>
+        <w:pStyle w:val="ListBullet"/>
+      </w:pPr>
+      <w:r>
+        <w:rPr>
+          <w:rFonts w:ascii="宋体" w:hAnsi="宋体" w:eastAsia="宋体"/>
+          <w:sz w:val="21"/>
+        </w:rPr>
+        <w:t>导出学习报告：一键导出 CSV（汇总 / 各章进度 / 组卷记录 / 逐题明细），Excel 双击就能看，答辩和汇报直接可用；</w:t>
+      </w:r>
+    </w:p>
+    <w:p>
+      <w:pPr>
+        <w:pStyle w:val="ListBullet"/>
+      </w:pPr>
+      <w:r>
+        <w:rPr>
+          <w:rFonts w:ascii="宋体" w:hAnsi="宋体" w:eastAsia="宋体"/>
+          <w:sz w:val="21"/>
+        </w:rPr>
+        <w:t>自定义题库：导入 JSON 题目，作为「自定义题库」章节并入，导入时会自动跑一遍参考答案并提示哪几题对不上。</w:t>
+      </w:r>
+    </w:p>
+    <w:p>
+      <w:pPr>
+        <w:pStyle w:val="Heading2"/>
+      </w:pPr>
+      <w:r>
+        <w:t>2.6 交付形态</w:t>
       </w:r>
     </w:p>
     <w:tbl>
@@ -2533,7 +2644,7 @@
                 <w:rFonts w:ascii="宋体" w:hAnsi="宋体" w:eastAsia="宋体"/>
                 <w:sz w:val="19"/>
               </w:rPr>
-              <w:t>随机性、覆盖、过滤、异常、评分、限时</w:t>
+              <w:t>随机性、覆盖、过滤、异常、评分、限时、加权</w:t>
             </w:r>
           </w:p>
         </w:tc>
@@ -2550,7 +2661,7 @@
                 <w:rFonts w:ascii="宋体" w:hAnsi="宋体" w:eastAsia="宋体"/>
                 <w:sz w:val="19"/>
               </w:rPr>
-              <w:t>10 项</w:t>
+              <w:t>12 项</w:t>
             </w:r>
           </w:p>
         </w:tc>
@@ -2606,7 +2717,7 @@
                 <w:rFonts w:ascii="宋体" w:hAnsi="宋体" w:eastAsia="宋体"/>
                 <w:sz w:val="19"/>
               </w:rPr>
-              <w:t>判题、错题本、收藏、统计、切题、组卷、重置</w:t>
+              <w:t>判题、错题本、收藏、统计、切题、组卷、搜索、导出、导入</w:t>
             </w:r>
           </w:p>
         </w:tc>
@@ -2623,7 +2734,7 @@
                 <w:rFonts w:ascii="宋体" w:hAnsi="宋体" w:eastAsia="宋体"/>
                 <w:sz w:val="19"/>
               </w:rPr>
-              <w:t>13 项</w:t>
+              <w:t>15 项</w:t>
             </w:r>
           </w:p>
         </w:tc>
